--- a/resources/documents/templates/contract-altyn-sapa-v1.docx
+++ b/resources/documents/templates/contract-altyn-sapa-v1.docx
@@ -615,7 +615,7 @@
               <w:br/>
               <w:t>БИК: KCJBKZKX</w:t>
               <w:br/>
-              <w:t>Телефон / WhatsApp: +7 708 575 0881</w:t>
+              <w:t>Телефон / WhatsApp: {{companyPhoneLines}}</w:t>
               <w:br/>
               <w:t>Адрес: г. Алматы, ул. Рыскулова, 101</w:t>
               <w:br/>
